--- a/eng/docx/016.content.docx
+++ b/eng/docx/016.content.docx
@@ -346,7 +346,19 @@
         <w:rPr>
           <w:lang w:val="en_US" w:bidi="en_US"/>
         </w:rPr>
-        <w:t>(Translation suggestions: How to Translate Names)</w:t>
+        <w:t xml:space="preserve">(Translation suggestions: </w:t>
+      </w:r>
+      <w:r>
+        <w:rPr>
+          <w:lang w:val="en_US" w:bidi="en_US"/>
+        </w:rPr>
+        <w:t>How to Translate Names</w:t>
+      </w:r>
+      <w:r>
+        <w:rPr>
+          <w:lang w:val="en_US" w:bidi="en_US"/>
+        </w:rPr>
+        <w:t>)</w:t>
       </w:r>
       <w:r>
         <w:rPr>
@@ -2434,7 +2446,19 @@
         <w:rPr>
           <w:lang w:val="en_US" w:bidi="en_US"/>
         </w:rPr>
-        <w:t>(Translation suggestions: How to Translate Names)</w:t>
+        <w:t xml:space="preserve">(Translation suggestions: </w:t>
+      </w:r>
+      <w:r>
+        <w:rPr>
+          <w:lang w:val="en_US" w:bidi="en_US"/>
+        </w:rPr>
+        <w:t>How to Translate Names</w:t>
+      </w:r>
+      <w:r>
+        <w:rPr>
+          <w:lang w:val="en_US" w:bidi="en_US"/>
+        </w:rPr>
+        <w:t>)</w:t>
       </w:r>
       <w:r>
         <w:rPr>
@@ -4839,7 +4863,19 @@
         <w:rPr>
           <w:lang w:val="en_US" w:bidi="en_US"/>
         </w:rPr>
-        <w:t>(Translation suggestions: How to Translate Names)</w:t>
+        <w:t xml:space="preserve">(Translation suggestions: </w:t>
+      </w:r>
+      <w:r>
+        <w:rPr>
+          <w:lang w:val="en_US" w:bidi="en_US"/>
+        </w:rPr>
+        <w:t>How to Translate Names</w:t>
+      </w:r>
+      <w:r>
+        <w:rPr>
+          <w:lang w:val="en_US" w:bidi="en_US"/>
+        </w:rPr>
+        <w:t>)</w:t>
       </w:r>
       <w:r>
         <w:rPr>
@@ -7010,7 +7046,19 @@
         <w:rPr>
           <w:lang w:val="en_US" w:bidi="en_US"/>
         </w:rPr>
-        <w:t>(Translation suggestions: How to Translate Names)</w:t>
+        <w:t xml:space="preserve">(Translation suggestions: </w:t>
+      </w:r>
+      <w:r>
+        <w:rPr>
+          <w:lang w:val="en_US" w:bidi="en_US"/>
+        </w:rPr>
+        <w:t>How to Translate Names</w:t>
+      </w:r>
+      <w:r>
+        <w:rPr>
+          <w:lang w:val="en_US" w:bidi="en_US"/>
+        </w:rPr>
+        <w:t>)</w:t>
       </w:r>
       <w:r>
         <w:rPr>
@@ -8003,7 +8051,19 @@
         <w:rPr>
           <w:lang w:val="en_US" w:bidi="en_US"/>
         </w:rPr>
-        <w:t>(Translation suggestions: How to Translate Names)</w:t>
+        <w:t xml:space="preserve">(Translation suggestions: </w:t>
+      </w:r>
+      <w:r>
+        <w:rPr>
+          <w:lang w:val="en_US" w:bidi="en_US"/>
+        </w:rPr>
+        <w:t>How to Translate Names</w:t>
+      </w:r>
+      <w:r>
+        <w:rPr>
+          <w:lang w:val="en_US" w:bidi="en_US"/>
+        </w:rPr>
+        <w:t>)</w:t>
       </w:r>
       <w:r>
         <w:rPr>
@@ -9299,7 +9359,19 @@
         <w:rPr>
           <w:lang w:val="en_US" w:bidi="en_US"/>
         </w:rPr>
-        <w:t>(Translation suggestions: How to Translate Names)</w:t>
+        <w:t xml:space="preserve">(Translation suggestions: </w:t>
+      </w:r>
+      <w:r>
+        <w:rPr>
+          <w:lang w:val="en_US" w:bidi="en_US"/>
+        </w:rPr>
+        <w:t>How to Translate Names</w:t>
+      </w:r>
+      <w:r>
+        <w:rPr>
+          <w:lang w:val="en_US" w:bidi="en_US"/>
+        </w:rPr>
+        <w:t>)</w:t>
       </w:r>
       <w:r>
         <w:rPr>
@@ -11850,7 +11922,19 @@
         <w:rPr>
           <w:lang w:val="en_US" w:bidi="en_US"/>
         </w:rPr>
-        <w:t>(Translation suggestions: How to Translate Names)</w:t>
+        <w:t xml:space="preserve">(Translation suggestions: </w:t>
+      </w:r>
+      <w:r>
+        <w:rPr>
+          <w:lang w:val="en_US" w:bidi="en_US"/>
+        </w:rPr>
+        <w:t>How to Translate Names</w:t>
+      </w:r>
+      <w:r>
+        <w:rPr>
+          <w:lang w:val="en_US" w:bidi="en_US"/>
+        </w:rPr>
+        <w:t>)</w:t>
       </w:r>
       <w:r>
         <w:rPr>
@@ -12769,7 +12853,19 @@
         <w:rPr>
           <w:lang w:val="en_US" w:bidi="en_US"/>
         </w:rPr>
-        <w:t>(Translation suggestions: How to Translate Names)</w:t>
+        <w:t xml:space="preserve">(Translation suggestions: </w:t>
+      </w:r>
+      <w:r>
+        <w:rPr>
+          <w:lang w:val="en_US" w:bidi="en_US"/>
+        </w:rPr>
+        <w:t>How to Translate Names</w:t>
+      </w:r>
+      <w:r>
+        <w:rPr>
+          <w:lang w:val="en_US" w:bidi="en_US"/>
+        </w:rPr>
+        <w:t>)</w:t>
       </w:r>
       <w:r>
         <w:rPr>
@@ -13989,7 +14085,19 @@
         <w:rPr>
           <w:lang w:val="en_US" w:bidi="en_US"/>
         </w:rPr>
-        <w:t>(Translation suggestions: How to Translate Names)</w:t>
+        <w:t xml:space="preserve">(Translation suggestions: </w:t>
+      </w:r>
+      <w:r>
+        <w:rPr>
+          <w:lang w:val="en_US" w:bidi="en_US"/>
+        </w:rPr>
+        <w:t>How to Translate Names</w:t>
+      </w:r>
+      <w:r>
+        <w:rPr>
+          <w:lang w:val="en_US" w:bidi="en_US"/>
+        </w:rPr>
+        <w:t>)</w:t>
       </w:r>
       <w:r>
         <w:rPr>
@@ -14372,7 +14480,19 @@
         <w:rPr>
           <w:lang w:val="en_US" w:bidi="en_US"/>
         </w:rPr>
-        <w:t>(Translation suggestions: How to Translate Names)</w:t>
+        <w:t xml:space="preserve">(Translation suggestions: </w:t>
+      </w:r>
+      <w:r>
+        <w:rPr>
+          <w:lang w:val="en_US" w:bidi="en_US"/>
+        </w:rPr>
+        <w:t>How to Translate Names</w:t>
+      </w:r>
+      <w:r>
+        <w:rPr>
+          <w:lang w:val="en_US" w:bidi="en_US"/>
+        </w:rPr>
+        <w:t>)</w:t>
       </w:r>
       <w:r>
         <w:rPr>
@@ -15679,7 +15799,19 @@
         <w:rPr>
           <w:lang w:val="en_US" w:bidi="en_US"/>
         </w:rPr>
-        <w:t>(Translation suggestions: How to Translate Names)</w:t>
+        <w:t xml:space="preserve">(Translation suggestions: </w:t>
+      </w:r>
+      <w:r>
+        <w:rPr>
+          <w:lang w:val="en_US" w:bidi="en_US"/>
+        </w:rPr>
+        <w:t>How to Translate Names</w:t>
+      </w:r>
+      <w:r>
+        <w:rPr>
+          <w:lang w:val="en_US" w:bidi="en_US"/>
+        </w:rPr>
+        <w:t>)</w:t>
       </w:r>
       <w:r>
         <w:rPr>
@@ -16192,7 +16324,19 @@
         <w:rPr>
           <w:lang w:val="en_US" w:bidi="en_US"/>
         </w:rPr>
-        <w:t>(Translation suggestions: Translate Names)</w:t>
+        <w:t xml:space="preserve">(Translation suggestions: </w:t>
+      </w:r>
+      <w:r>
+        <w:rPr>
+          <w:lang w:val="en_US" w:bidi="en_US"/>
+        </w:rPr>
+        <w:t>Translate Names</w:t>
+      </w:r>
+      <w:r>
+        <w:rPr>
+          <w:lang w:val="en_US" w:bidi="en_US"/>
+        </w:rPr>
+        <w:t>)</w:t>
       </w:r>
       <w:r>
         <w:rPr>
@@ -16623,7 +16767,19 @@
         <w:rPr>
           <w:lang w:val="en_US" w:bidi="en_US"/>
         </w:rPr>
-        <w:t>(Translation suggestions: How to Translate Names)</w:t>
+        <w:t xml:space="preserve">(Translation suggestions: </w:t>
+      </w:r>
+      <w:r>
+        <w:rPr>
+          <w:lang w:val="en_US" w:bidi="en_US"/>
+        </w:rPr>
+        <w:t>How to Translate Names</w:t>
+      </w:r>
+      <w:r>
+        <w:rPr>
+          <w:lang w:val="en_US" w:bidi="en_US"/>
+        </w:rPr>
+        <w:t>)</w:t>
       </w:r>
       <w:r>
         <w:rPr>
@@ -17042,7 +17198,19 @@
         <w:rPr>
           <w:lang w:val="en_US" w:bidi="en_US"/>
         </w:rPr>
-        <w:t>(See also: How to Translate Unknowns)</w:t>
+        <w:t xml:space="preserve">(See also: </w:t>
+      </w:r>
+      <w:r>
+        <w:rPr>
+          <w:lang w:val="en_US" w:bidi="en_US"/>
+        </w:rPr>
+        <w:t>How to Translate Unknowns</w:t>
+      </w:r>
+      <w:r>
+        <w:rPr>
+          <w:lang w:val="en_US" w:bidi="en_US"/>
+        </w:rPr>
+        <w:t>)</w:t>
       </w:r>
       <w:r>
         <w:rPr>
@@ -17390,7 +17558,19 @@
         <w:rPr>
           <w:lang w:val="en_US" w:bidi="en_US"/>
         </w:rPr>
-        <w:t>(Translation suggestions: How to Translate Names)</w:t>
+        <w:t xml:space="preserve">(Translation suggestions: </w:t>
+      </w:r>
+      <w:r>
+        <w:rPr>
+          <w:lang w:val="en_US" w:bidi="en_US"/>
+        </w:rPr>
+        <w:t>How to Translate Names</w:t>
+      </w:r>
+      <w:r>
+        <w:rPr>
+          <w:lang w:val="en_US" w:bidi="en_US"/>
+        </w:rPr>
+        <w:t>)</w:t>
       </w:r>
       <w:r>
         <w:rPr>
@@ -20799,7 +20979,19 @@
         <w:rPr>
           <w:lang w:val="en_US" w:bidi="en_US"/>
         </w:rPr>
-        <w:t>(Translation suggestions: How to Translate Names)</w:t>
+        <w:t xml:space="preserve">(Translation suggestions: </w:t>
+      </w:r>
+      <w:r>
+        <w:rPr>
+          <w:lang w:val="en_US" w:bidi="en_US"/>
+        </w:rPr>
+        <w:t>How to Translate Names</w:t>
+      </w:r>
+      <w:r>
+        <w:rPr>
+          <w:lang w:val="en_US" w:bidi="en_US"/>
+        </w:rPr>
+        <w:t>)</w:t>
       </w:r>
       <w:r>
         <w:rPr>
@@ -21746,7 +21938,19 @@
         <w:rPr>
           <w:lang w:val="en_US" w:bidi="en_US"/>
         </w:rPr>
-        <w:t>(Translation suggestions: How to Translate Names)</w:t>
+        <w:t xml:space="preserve">(Translation suggestions: </w:t>
+      </w:r>
+      <w:r>
+        <w:rPr>
+          <w:lang w:val="en_US" w:bidi="en_US"/>
+        </w:rPr>
+        <w:t>How to Translate Names</w:t>
+      </w:r>
+      <w:r>
+        <w:rPr>
+          <w:lang w:val="en_US" w:bidi="en_US"/>
+        </w:rPr>
+        <w:t>)</w:t>
       </w:r>
       <w:r>
         <w:rPr>
@@ -28063,7 +28267,19 @@
         <w:rPr>
           <w:lang w:val="en_US" w:bidi="en_US"/>
         </w:rPr>
-        <w:t>(Translation suggestions: How to Translate Names)</w:t>
+        <w:t xml:space="preserve">(Translation suggestions: </w:t>
+      </w:r>
+      <w:r>
+        <w:rPr>
+          <w:lang w:val="en_US" w:bidi="en_US"/>
+        </w:rPr>
+        <w:t>How to Translate Names</w:t>
+      </w:r>
+      <w:r>
+        <w:rPr>
+          <w:lang w:val="en_US" w:bidi="en_US"/>
+        </w:rPr>
+        <w:t>)</w:t>
       </w:r>
       <w:r>
         <w:rPr>
@@ -31442,7 +31658,19 @@
         <w:rPr>
           <w:lang w:val="en_US" w:bidi="en_US"/>
         </w:rPr>
-        <w:t>The figurative expression, “law and the prophets” could also be translated as “the books of the law and of the prophets” or “everything written about God and his people, including God’s laws and what his prophets preached.” (See: synecdoche)</w:t>
+        <w:t xml:space="preserve">The figurative expression, “law and the prophets” could also be translated as “the books of the law and of the prophets” or “everything written about God and his people, including God’s laws and what his prophets preached.” (See: </w:t>
+      </w:r>
+      <w:r>
+        <w:rPr>
+          <w:lang w:val="en_US" w:bidi="en_US"/>
+        </w:rPr>
+        <w:t>synecdoche</w:t>
+      </w:r>
+      <w:r>
+        <w:rPr>
+          <w:lang w:val="en_US" w:bidi="en_US"/>
+        </w:rPr>
+        <w:t>)</w:t>
       </w:r>
       <w:r>
         <w:rPr>
@@ -33376,7 +33604,19 @@
         <w:rPr>
           <w:lang w:val="en_US" w:bidi="en_US"/>
         </w:rPr>
-        <w:t>This term could be translated by the word or phrase that is used in the project language to refer to a prostitute. Some languages may have a euphemistic term that is used for this. (See: euphemism)</w:t>
+        <w:t xml:space="preserve">This term could be translated by the word or phrase that is used in the project language to refer to a prostitute. Some languages may have a euphemistic term that is used for this. (See: </w:t>
+      </w:r>
+      <w:r>
+        <w:rPr>
+          <w:lang w:val="en_US" w:bidi="en_US"/>
+        </w:rPr>
+        <w:t>euphemism</w:t>
+      </w:r>
+      <w:r>
+        <w:rPr>
+          <w:lang w:val="en_US" w:bidi="en_US"/>
+        </w:rPr>
+        <w:t>)</w:t>
       </w:r>
       <w:r>
         <w:rPr>
@@ -38980,7 +39220,19 @@
         <w:rPr>
           <w:lang w:val="en_US" w:bidi="en_US"/>
         </w:rPr>
-        <w:t>(Translation suggestions: Translate Names)</w:t>
+        <w:t xml:space="preserve">(Translation suggestions: </w:t>
+      </w:r>
+      <w:r>
+        <w:rPr>
+          <w:lang w:val="en_US" w:bidi="en_US"/>
+        </w:rPr>
+        <w:t>Translate Names</w:t>
+      </w:r>
+      <w:r>
+        <w:rPr>
+          <w:lang w:val="en_US" w:bidi="en_US"/>
+        </w:rPr>
+        <w:t>)</w:t>
       </w:r>
       <w:r>
         <w:rPr>
